--- a/public/templates/report-periodic-review-system.docx
+++ b/public/templates/report-periodic-review-system.docx
@@ -3310,7 +3310,7 @@
           <w:p>
             <w:r/>
             <w:r>
-              <w:t>Unique accounts, no shared logins for data-affecting actions</w:t>
+              <w:t>Every action ties back to a named individual through a personal login; no accounts are shared for actions that create or change data</w:t>
             </w:r>
           </w:p>
         </w:tc>
@@ -3349,7 +3349,7 @@
           <w:p>
             <w:r/>
             <w:r>
-              <w:t>Records and audit trail readable and retained for retention period</w:t>
+              <w:t>Records and the audit trail stay readable, in a usable form, for the full retention period</w:t>
             </w:r>
           </w:p>
         </w:tc>
@@ -3388,7 +3388,7 @@
           <w:p>
             <w:r/>
             <w:r>
-              <w:t>System time synchronized and locked; entries time-stamped</w:t>
+              <w:t>The system clock is synchronized to a reliable source and protected from user change, so each entry is stamped at the moment it happens</w:t>
             </w:r>
           </w:p>
         </w:tc>
@@ -3427,7 +3427,7 @@
           <w:p>
             <w:r/>
             <w:r>
-              <w:t>Source records and certified copies controlled</w:t>
+              <w:t>The first-captured record, and any verified copy that stands in for it, is identified and kept under control</w:t>
             </w:r>
           </w:p>
         </w:tc>
@@ -3466,7 +3466,7 @@
           <w:p>
             <w:r/>
             <w:r>
-              <w:t>Audit trail review performed at defined frequency, exceptions handled</w:t>
+              <w:t>Audit trail review runs at the set frequency and any exception is investigated and resolved</w:t>
             </w:r>
           </w:p>
         </w:tc>
@@ -3505,7 +3505,7 @@
           <w:p>
             <w:r/>
             <w:r>
-              <w:t>No data deletion by users; full retrievability for retention period</w:t>
+              <w:t>Users cannot delete records, the full record set hangs together, and everything can be retrieved on demand throughout retention</w:t>
             </w:r>
           </w:p>
         </w:tc>
